--- a/docs/manual_usuario_sistema.docx
+++ b/docs/manual_usuario_sistema.docx
@@ -45,6 +45,76 @@
       </w:pPr>
       <w:r>
         <w:t>MAIA News Analyzer ayuda a identificar la perspectiva política estimada de una noticia. El sistema clasifica el texto en una de tres orientaciones posibles: LEFT, CENTER o RIGHT. Además de la etiqueta principal, muestra probabilidades para cada orientación con el fin de que el usuario pueda interpretar qué tan clara fue la predicción.</w:t>
+      </w:r>
+    </w:p>
+    <w:p>
+      <w:pPr>
+        <w:pStyle w:val="Heading1"/>
+      </w:pPr>
+      <w:r>
+        <w:t>Vista general de la aplicación</w:t>
+      </w:r>
+    </w:p>
+    <w:p>
+      <w:pPr>
+        <w:spacing w:after="140" w:line="259" w:lineRule="auto"/>
+      </w:pPr>
+      <w:r>
+        <w:t>La pantalla principal concentra las acciones más importantes: revisar el estado del tablero, ingresar una noticia y ejecutar la predicción. Antes de enviar una consulta, el resultado aparece como pendiente para indicar que todavía no existe una predicción real para el texto actual.</w:t>
+      </w:r>
+    </w:p>
+    <w:p>
+      <w:pPr>
+        <w:spacing w:after="60" w:line="240" w:lineRule="auto"/>
+        <w:jc w:val="center"/>
+      </w:pPr>
+      <w:r>
+        <w:drawing>
+          <wp:inline xmlns:a="http://schemas.openxmlformats.org/drawingml/2006/main" xmlns:pic="http://schemas.openxmlformats.org/drawingml/2006/picture">
+            <wp:extent cx="4251960" cy="4862107"/>
+            <wp:docPr id="1" name="Picture 1"/>
+            <wp:cNvGraphicFramePr>
+              <a:graphicFrameLocks noChangeAspect="1"/>
+            </wp:cNvGraphicFramePr>
+            <a:graphic>
+              <a:graphicData uri="http://schemas.openxmlformats.org/drawingml/2006/picture">
+                <pic:pic>
+                  <pic:nvPicPr>
+                    <pic:cNvPr id="0" name="01_tablero_inicial.png"/>
+                    <pic:cNvPicPr/>
+                  </pic:nvPicPr>
+                  <pic:blipFill>
+                    <a:blip r:embed="rId9"/>
+                    <a:stretch>
+                      <a:fillRect/>
+                    </a:stretch>
+                  </pic:blipFill>
+                  <pic:spPr>
+                    <a:xfrm>
+                      <a:off x="0" y="0"/>
+                      <a:ext cx="4251960" cy="4862107"/>
+                    </a:xfrm>
+                    <a:prstGeom prst="rect"/>
+                  </pic:spPr>
+                </pic:pic>
+              </a:graphicData>
+            </a:graphic>
+          </wp:inline>
+        </w:drawing>
+      </w:r>
+    </w:p>
+    <w:p>
+      <w:pPr>
+        <w:spacing w:after="180" w:line="240" w:lineRule="auto"/>
+        <w:jc w:val="center"/>
+      </w:pPr>
+      <w:r>
+        <w:rPr>
+          <w:i/>
+          <w:color w:val="475569"/>
+          <w:sz w:val="18"/>
+        </w:rPr>
+        <w:t>Figura 1 Pantalla principal del tablero antes de ejecutar una predicción.</w:t>
       </w:r>
     </w:p>
     <w:p>
@@ -151,6 +221,65 @@
       </w:pPr>
       <w:r>
         <w:t>Revise el resultado mostrado en el panel Salida del modelo.</w:t>
+      </w:r>
+    </w:p>
+    <w:p>
+      <w:pPr>
+        <w:spacing w:after="60" w:line="240" w:lineRule="auto"/>
+        <w:jc w:val="center"/>
+      </w:pPr>
+      <w:r>
+        <w:drawing>
+          <wp:inline xmlns:a="http://schemas.openxmlformats.org/drawingml/2006/main" xmlns:pic="http://schemas.openxmlformats.org/drawingml/2006/picture">
+            <wp:extent cx="4251960" cy="4862107"/>
+            <wp:docPr id="2" name="Picture 2"/>
+            <wp:cNvGraphicFramePr>
+              <a:graphicFrameLocks noChangeAspect="1"/>
+            </wp:cNvGraphicFramePr>
+            <a:graphic>
+              <a:graphicData uri="http://schemas.openxmlformats.org/drawingml/2006/picture">
+                <pic:pic>
+                  <pic:nvPicPr>
+                    <pic:cNvPr id="0" name="02_resultado_prediccion.png"/>
+                    <pic:cNvPicPr/>
+                  </pic:nvPicPr>
+                  <pic:blipFill>
+                    <a:blip r:embed="rId10"/>
+                    <a:stretch>
+                      <a:fillRect/>
+                    </a:stretch>
+                  </pic:blipFill>
+                  <pic:spPr>
+                    <a:xfrm>
+                      <a:off x="0" y="0"/>
+                      <a:ext cx="4251960" cy="4862107"/>
+                    </a:xfrm>
+                    <a:prstGeom prst="rect"/>
+                  </pic:spPr>
+                </pic:pic>
+              </a:graphicData>
+            </a:graphic>
+          </wp:inline>
+        </w:drawing>
+      </w:r>
+    </w:p>
+    <w:p>
+      <w:pPr>
+        <w:spacing w:after="180" w:line="240" w:lineRule="auto"/>
+        <w:jc w:val="center"/>
+      </w:pPr>
+      <w:r>
+        <w:rPr>
+          <w:i/>
+          <w:color w:val="475569"/>
+          <w:sz w:val="18"/>
+        </w:rPr>
+        <w:t>Figura 2 Panel de entrada y salida después de ejecutar una predicción.</w:t>
+      </w:r>
+    </w:p>
+    <w:p>
+      <w:r>
+        <w:br w:type="page"/>
       </w:r>
     </w:p>
     <w:p>
@@ -1337,6 +1466,11 @@
     </w:tbl>
     <w:p/>
     <w:p>
+      <w:r>
+        <w:br w:type="page"/>
+      </w:r>
+    </w:p>
+    <w:p>
       <w:pPr>
         <w:pStyle w:val="Heading1"/>
       </w:pPr>
@@ -1387,6 +1521,60 @@
       </w:pPr>
       <w:r>
         <w:t>Variables explicativas ayudan a entender qué expresiones o señales aportaron contexto al resultado.</w:t>
+      </w:r>
+    </w:p>
+    <w:p>
+      <w:pPr>
+        <w:spacing w:after="60" w:line="240" w:lineRule="auto"/>
+        <w:jc w:val="center"/>
+      </w:pPr>
+      <w:r>
+        <w:drawing>
+          <wp:inline xmlns:a="http://schemas.openxmlformats.org/drawingml/2006/main" xmlns:pic="http://schemas.openxmlformats.org/drawingml/2006/picture">
+            <wp:extent cx="3840480" cy="4390724"/>
+            <wp:docPr id="3" name="Picture 3"/>
+            <wp:cNvGraphicFramePr>
+              <a:graphicFrameLocks noChangeAspect="1"/>
+            </wp:cNvGraphicFramePr>
+            <a:graphic>
+              <a:graphicData uri="http://schemas.openxmlformats.org/drawingml/2006/picture">
+                <pic:pic>
+                  <pic:nvPicPr>
+                    <pic:cNvPr id="0" name="03_explorar_datos.png"/>
+                    <pic:cNvPicPr/>
+                  </pic:nvPicPr>
+                  <pic:blipFill>
+                    <a:blip r:embed="rId11"/>
+                    <a:stretch>
+                      <a:fillRect/>
+                    </a:stretch>
+                  </pic:blipFill>
+                  <pic:spPr>
+                    <a:xfrm>
+                      <a:off x="0" y="0"/>
+                      <a:ext cx="3840480" cy="4390724"/>
+                    </a:xfrm>
+                    <a:prstGeom prst="rect"/>
+                  </pic:spPr>
+                </pic:pic>
+              </a:graphicData>
+            </a:graphic>
+          </wp:inline>
+        </w:drawing>
+      </w:r>
+    </w:p>
+    <w:p>
+      <w:pPr>
+        <w:spacing w:after="180" w:line="240" w:lineRule="auto"/>
+        <w:jc w:val="center"/>
+      </w:pPr>
+      <w:r>
+        <w:rPr>
+          <w:i/>
+          <w:color w:val="475569"/>
+          <w:sz w:val="18"/>
+        </w:rPr>
+        <w:t>Figura 3 Vista de exploración con búsqueda y filtros por tema, perspectiva, fuente y fecha.</w:t>
       </w:r>
     </w:p>
     <w:p>
